--- a/legal/freelance/word/03_ANNEXE_MISSION_TEMPLATE.docx
+++ b/legal/freelance/word/03_ANNEXE_MISSION_TEMPLATE.docx
@@ -556,6 +556,15 @@
     <w:p/>
     <w:p>
       <w:pPr>
+        <w:pStyle w:val="Heading2"/>
+      </w:pPr>
+      <w:r>
+        <w:t>4.1 Critères fonctionnels</w:t>
+      </w:r>
+    </w:p>
+    <w:p/>
+    <w:p>
+      <w:pPr>
         <w:pStyle w:val="ListBullet"/>
       </w:pPr>
       <w:r>
@@ -570,12 +579,22 @@
         <w:t>[ ] [Critère fonctionnel 2]</w:t>
       </w:r>
     </w:p>
+    <w:p/>
+    <w:p>
+      <w:pPr>
+        <w:pStyle w:val="Heading2"/>
+      </w:pPr>
+      <w:r>
+        <w:t>4.2 Critères de qualité</w:t>
+      </w:r>
+    </w:p>
+    <w:p/>
     <w:p>
       <w:pPr>
         <w:pStyle w:val="ListBullet"/>
       </w:pPr>
       <w:r>
-        <w:t>[ ] [Critère qualité : code testé sur Outlook Web et New Outlook desktop, sans régression sur le flow existant]</w:t>
+        <w:t>[ ] Code testé sur les environnements cibles spécifiés au § 2 sans régression du flow existant</w:t>
       </w:r>
     </w:p>
     <w:p>
@@ -583,7 +602,7 @@
         <w:pStyle w:val="ListBullet"/>
       </w:pPr>
       <w:r>
-        <w:t xml:space="preserve">[ ] [Critère qualité : code respectant les conventions documentées dans </w:t>
+        <w:t xml:space="preserve">[ ] Code respectant les conventions documentées dans </w:t>
       </w:r>
       <w:r>
         <w:rPr>
@@ -593,7 +612,7 @@
         <w:t>CLAUDE.md</w:t>
       </w:r>
       <w:r>
-        <w:t xml:space="preserve"> (commentaires français, vanilla JS, etc.)]</w:t>
+        <w:t xml:space="preserve"> du dépôt</w:t>
       </w:r>
     </w:p>
     <w:p>
@@ -601,7 +620,31 @@
         <w:pStyle w:val="ListBullet"/>
       </w:pPr>
       <w:r>
-        <w:t>[ ] [Critère documentaire : PR descriptive avec captures d'écran avant/après]</w:t>
+        <w:t>[ ] PR descriptive avec captures d'écran avant/après lorsque la mission concerne l'UI</w:t>
+      </w:r>
+    </w:p>
+    <w:p/>
+    <w:p>
+      <w:pPr>
+        <w:pStyle w:val="Heading2"/>
+      </w:pPr>
+      <w:r>
+        <w:t>4.3 Critères de performance et de sécurité (à activer selon scope)</w:t>
+      </w:r>
+    </w:p>
+    <w:p/>
+    <w:p>
+      <w:r>
+        <w:t>[À COMPLÉTER ou supprimer si non pertinent pour la mission]</w:t>
+      </w:r>
+    </w:p>
+    <w:p/>
+    <w:p>
+      <w:pPr>
+        <w:pStyle w:val="ListBullet"/>
+      </w:pPr>
+      <w:r>
+        <w:t>[ ] Temps de réponse de la fonctionnalité ajoutée &lt; [X] ms (P95) en conditions de production simulées</w:t>
       </w:r>
     </w:p>
     <w:p>
@@ -609,7 +652,105 @@
         <w:pStyle w:val="ListBullet"/>
       </w:pPr>
       <w:r>
-        <w:t>[ ] [Critère opérationnel : pas de modification de fichiers hors périmètre]</w:t>
+        <w:t xml:space="preserve">[ ] Aucune régression sur le </w:t>
+      </w:r>
+      <w:r>
+        <w:rPr>
+          <w:rFonts w:ascii="Consolas" w:hAnsi="Consolas"/>
+          <w:sz w:val="20"/>
+        </w:rPr>
+        <w:t>smoke_test</w:t>
+      </w:r>
+      <w:r>
+        <w:t xml:space="preserve"> du dépôt (test E2E pytest 10/10 PASS)</w:t>
+      </w:r>
+    </w:p>
+    <w:p>
+      <w:pPr>
+        <w:pStyle w:val="ListBullet"/>
+      </w:pPr>
+      <w:r>
+        <w:t>[ ] Aucune dépendance ajoutée sans validation préalable de PDLConsulting (sécurité supply chain)</w:t>
+      </w:r>
+    </w:p>
+    <w:p>
+      <w:pPr>
+        <w:pStyle w:val="ListBullet"/>
+      </w:pPr>
+      <w:r>
+        <w:t>[ ] Aucun secret committé (vérification automatique au pre-commit ou validation manuelle)</w:t>
+      </w:r>
+    </w:p>
+    <w:p>
+      <w:pPr>
+        <w:pStyle w:val="ListBullet"/>
+      </w:pPr>
+      <w:r>
+        <w:t>[ ] Aucune nouvelle exception non gérée détectée dans les logs après recette</w:t>
+      </w:r>
+    </w:p>
+    <w:p/>
+    <w:p>
+      <w:pPr>
+        <w:pStyle w:val="Heading2"/>
+      </w:pPr>
+      <w:r>
+        <w:t>4.4 Critères documentaires</w:t>
+      </w:r>
+    </w:p>
+    <w:p/>
+    <w:p>
+      <w:pPr>
+        <w:pStyle w:val="ListBullet"/>
+      </w:pPr>
+      <w:r>
+        <w:t xml:space="preserve">[ ] Documentation de reprise mise à jour : </w:t>
+      </w:r>
+      <w:r>
+        <w:rPr>
+          <w:rFonts w:ascii="Consolas" w:hAnsi="Consolas"/>
+          <w:sz w:val="20"/>
+        </w:rPr>
+        <w:t>CLAUDE.md</w:t>
+      </w:r>
+      <w:r>
+        <w:t xml:space="preserve">, ou </w:t>
+      </w:r>
+      <w:r>
+        <w:rPr>
+          <w:rFonts w:ascii="Consolas" w:hAnsi="Consolas"/>
+          <w:sz w:val="20"/>
+        </w:rPr>
+        <w:t>docs/&lt;sujet&gt;.md</w:t>
+      </w:r>
+      <w:r>
+        <w:t>, ou commentaires de code lorsque la décision est non évidente</w:t>
+      </w:r>
+    </w:p>
+    <w:p>
+      <w:pPr>
+        <w:pStyle w:val="ListBullet"/>
+      </w:pPr>
+      <w:r>
+        <w:t>[ ] Liste à jour des dépendances et de leurs licences (vérification compatibilité commerciale, cf. art. 9.4 du Contrat)</w:t>
+      </w:r>
+    </w:p>
+    <w:p/>
+    <w:p>
+      <w:pPr>
+        <w:pStyle w:val="Heading2"/>
+      </w:pPr>
+      <w:r>
+        <w:t>4.5 Critère opérationnel</w:t>
+      </w:r>
+    </w:p>
+    <w:p/>
+    <w:p>
+      <w:pPr>
+        <w:pStyle w:val="ListBullet"/>
+      </w:pPr>
+      <w:r>
+        <w:t>[ ] Aucune modification de fichiers hors du périmètre défini au § 2</w:t>
       </w:r>
     </w:p>
     <w:p/>
@@ -1091,7 +1232,94 @@
         <w:pStyle w:val="Heading1"/>
       </w:pPr>
       <w:r>
-        <w:t>8. Conditions particulières</w:t>
+        <w:t>8. Pénalités de retard (option)</w:t>
+      </w:r>
+    </w:p>
+    <w:p/>
+    <w:p>
+      <w:r>
+        <w:t>[À COMPLÉTER ou supprimer si non applicable. À activer en cas de mission à enjeu fort où la date de livraison est critique.]</w:t>
+      </w:r>
+    </w:p>
+    <w:p/>
+    <w:p>
+      <w:r>
+        <w:t xml:space="preserve">En cas de retard imputable au Prestataire dans la livraison définitive du livrable, par rapport à la date prévue au § 5, et après mise en demeure restée infructueuse pendant </w:t>
+      </w:r>
+      <w:r>
+        <w:rPr>
+          <w:b/>
+        </w:rPr>
+        <w:t>cinq (5) jours ouvrés</w:t>
+      </w:r>
+      <w:r>
+        <w:t>, des pénalités s'appliquent dans les conditions suivantes :</w:t>
+      </w:r>
+    </w:p>
+    <w:p/>
+    <w:p>
+      <w:pPr>
+        <w:pStyle w:val="ListBullet"/>
+      </w:pPr>
+      <w:r>
+        <w:rPr>
+          <w:b/>
+        </w:rPr>
+        <w:t>Montant</w:t>
+      </w:r>
+      <w:r>
+        <w:t xml:space="preserve"> : [À COMPLÉTER : ex. 0,5 % du montant forfaitaire de la mission par jour ouvré de retard / 100 € par jour de retard]</w:t>
+      </w:r>
+    </w:p>
+    <w:p>
+      <w:pPr>
+        <w:pStyle w:val="ListBullet"/>
+      </w:pPr>
+      <w:r>
+        <w:rPr>
+          <w:b/>
+        </w:rPr>
+        <w:t>Plafond</w:t>
+      </w:r>
+      <w:r>
+        <w:t xml:space="preserve"> : la somme des pénalités est plafonnée à [À COMPLÉTER : ex. 10 % du montant forfaitaire / 2 000 €]</w:t>
+      </w:r>
+    </w:p>
+    <w:p>
+      <w:pPr>
+        <w:pStyle w:val="ListBullet"/>
+      </w:pPr>
+      <w:r>
+        <w:rPr>
+          <w:b/>
+        </w:rPr>
+        <w:t>Imputation</w:t>
+      </w:r>
+      <w:r>
+        <w:t xml:space="preserve"> : les pénalités sont déduites de la facture finale du Prestataire après émission d'un titre de pénalité par PDLConsulting</w:t>
+      </w:r>
+    </w:p>
+    <w:p/>
+    <w:p>
+      <w:r>
+        <w:t>Les pénalités ne libèrent pas le Prestataire de l'exécution de la mission ; elles sont distinctes de toute action en réparation du préjudice subi par PDLConsulting au-delà du montant des pénalités.</w:t>
+      </w:r>
+    </w:p>
+    <w:p/>
+    <w:p>
+      <w:pPr>
+        <w:pBdr>
+          <w:bottom w:val="single" w:sz="6" w:space="1" w:color="999999"/>
+        </w:pBdr>
+      </w:pPr>
+    </w:p>
+    <w:p/>
+    <w:p>
+      <w:pPr>
+        <w:pStyle w:val="Heading1"/>
+      </w:pPr>
+      <w:r>
+        <w:t>9. Conditions particulières</w:t>
       </w:r>
     </w:p>
     <w:p/>
@@ -1141,7 +1369,7 @@
         <w:pStyle w:val="Heading1"/>
       </w:pPr>
       <w:r>
-        <w:t>9. Signatures</w:t>
+        <w:t>10. Signatures</w:t>
       </w:r>
     </w:p>
     <w:p/>
